--- a/docs/Bilim_OS_КП.docx
+++ b/docs/Bilim_OS_КП.docx
@@ -20,7 +20,7 @@
         <w:rPr>
           <w:b/>
           <w:bCs/>
-          <w:color w:val="E91E8C"/>
+          <w:color w:val="1971C2"/>
           <w:sz w:val="52"/>
           <w:szCs w:val="52"/>
         </w:rPr>
@@ -48,7 +48,7 @@
         <w:rPr>
           <w:b/>
           <w:bCs/>
-          <w:color w:val="E91E8C"/>
+          <w:color w:val="1971C2"/>
           <w:sz w:val="22"/>
           <w:szCs w:val="22"/>
         </w:rPr>
@@ -373,7 +373,7 @@
         <w:rPr>
           <w:b/>
           <w:bCs/>
-          <w:color w:val="E91E8C"/>
+          <w:color w:val="1971C2"/>
           <w:sz w:val="22"/>
           <w:szCs w:val="22"/>
         </w:rPr>
@@ -401,7 +401,7 @@
         <w:rPr>
           <w:b/>
           <w:bCs/>
-          <w:color w:val="E91E8C"/>
+          <w:color w:val="1971C2"/>
           <w:sz w:val="22"/>
           <w:szCs w:val="22"/>
         </w:rPr>
@@ -521,10 +521,10 @@
         </w:rPr>
         <w:t xml:space="preserve">Демо-доступ: </w:t>
       </w:r>
-      <w:hyperlink w:history="1" r:id="rIdyhbfe2hopdudjijlgmxhx">
+      <w:hyperlink w:history="1" r:id="rIduejb-qdukhdvi_1azwh7w">
         <w:r>
           <w:rPr>
-            <w:color w:val="E91E8C"/>
+            <w:color w:val="1971C2"/>
             <w:sz w:val="22"/>
             <w:szCs w:val="22"/>
             <w:u w:val="single"/>
@@ -544,7 +544,7 @@
         <w:rPr>
           <w:b/>
           <w:bCs/>
-          <w:color w:val="E91E8C"/>
+          <w:color w:val="1971C2"/>
           <w:sz w:val="22"/>
           <w:szCs w:val="22"/>
         </w:rPr>
